--- a/backend/templates/COAC_EDOMEX_MUTUO.docx
+++ b/backend/templates/COAC_EDOMEX_MUTUO.docx
@@ -586,16 +586,15 @@
           <w:sz w:val="14"/>
           <w:szCs w:val="14"/>
         </w:rPr>
-        <w:t>DE LOS SEÑORES</w:t>
-      </w:r>
-      <w:r>
-        <w:rPr>
-          <w:rFonts w:ascii="Arial" w:hAnsi="Arial" w:cs="Arial"/>
-          <w:bCs/>
-          <w:sz w:val="14"/>
-          <w:szCs w:val="14"/>
-        </w:rPr>
-        <w:t xml:space="preserve"> </w:t>
+        <w:t>DE LOS SEÑORES {{ nombre_acreditado }} COMO EL “TRABAJADOR UNO” Y {{ nombre_acreditado_2 }} COMO EL</w:t>
+      </w:r>
+      <w:r>
+        <w:rPr>
+          <w:rFonts w:ascii="Arial" w:hAnsi="Arial" w:cs="Arial"/>
+          <w:bCs/>
+          <w:sz w:val="14"/>
+          <w:szCs w:val="14"/>
+        </w:rPr>
       </w:r>
       <w:bookmarkStart w:id="4" w:name="_Hlk178069492"/>
       <w:bookmarkStart w:id="5" w:name="_Hlk178074236"/>
@@ -606,25 +605,22 @@
           <w:sz w:val="14"/>
           <w:szCs w:val="14"/>
         </w:rPr>
-        <w:t xml:space="preserve">             </w:t>
-      </w:r>
-      <w:r>
-        <w:rPr>
-          <w:rFonts w:ascii="Arial" w:hAnsi="Arial" w:cs="Arial"/>
-          <w:bCs/>
-          <w:sz w:val="14"/>
-          <w:szCs w:val="14"/>
-        </w:rPr>
-        <w:t xml:space="preserve">COMO EL </w:t>
-      </w:r>
-      <w:r>
-        <w:rPr>
-          <w:rFonts w:ascii="Arial" w:hAnsi="Arial" w:cs="Arial"/>
-          <w:b/>
-          <w:sz w:val="14"/>
-          <w:szCs w:val="14"/>
-        </w:rPr>
-        <w:t xml:space="preserve">“TRABAJADOR UNO” </w:t>
+      </w:r>
+      <w:r>
+        <w:rPr>
+          <w:rFonts w:ascii="Arial" w:hAnsi="Arial" w:cs="Arial"/>
+          <w:bCs/>
+          <w:sz w:val="14"/>
+          <w:szCs w:val="14"/>
+        </w:rPr>
+      </w:r>
+      <w:r>
+        <w:rPr>
+          <w:rFonts w:ascii="Arial" w:hAnsi="Arial" w:cs="Arial"/>
+          <w:b/>
+          <w:sz w:val="14"/>
+          <w:szCs w:val="14"/>
+        </w:rPr>
       </w:r>
       <w:bookmarkEnd w:id="4"/>
       <w:r>
@@ -634,16 +630,14 @@
           <w:sz w:val="14"/>
           <w:szCs w:val="14"/>
         </w:rPr>
-        <w:t>Y</w:t>
-      </w:r>
-      <w:r>
-        <w:rPr>
-          <w:rFonts w:ascii="Arial" w:hAnsi="Arial" w:cs="Arial"/>
-          <w:b/>
-          <w:sz w:val="14"/>
-          <w:szCs w:val="14"/>
-        </w:rPr>
-        <w:t xml:space="preserve"> </w:t>
+      </w:r>
+      <w:r>
+        <w:rPr>
+          <w:rFonts w:ascii="Arial" w:hAnsi="Arial" w:cs="Arial"/>
+          <w:b/>
+          <w:sz w:val="14"/>
+          <w:szCs w:val="14"/>
+        </w:rPr>
       </w:r>
       <w:bookmarkStart w:id="6" w:name="_Hlk178069515"/>
       <w:bookmarkEnd w:id="5"/>
@@ -656,7 +650,6 @@
           <w:szCs w:val="14"/>
           <w:lang w:val="es-ES"/>
         </w:rPr>
-        <w:t xml:space="preserve">                                       </w:t>
       </w:r>
       <w:r>
         <w:rPr>
@@ -665,7 +658,7 @@
           <w:szCs w:val="14"/>
           <w:lang w:val="es-ES"/>
         </w:rPr>
-        <w:t xml:space="preserve">COMO EL </w:t>
+        <w:t xml:space="preserve"> </w:t>
       </w:r>
       <w:r>
         <w:rPr>
@@ -1458,63 +1451,56 @@
           <w:sz w:val="14"/>
           <w:szCs w:val="14"/>
         </w:rPr>
-        <w:t>i</w:t>
-      </w:r>
-      <w:r>
-        <w:rPr>
-          <w:rFonts w:ascii="Arial" w:eastAsia="Batang" w:hAnsi="Arial" w:cs="Arial"/>
-          <w:sz w:val="14"/>
-          <w:szCs w:val="14"/>
-        </w:rPr>
-        <w:t>nstrumento</w:t>
-      </w:r>
-      <w:r>
-        <w:rPr>
-          <w:rFonts w:ascii="Arial" w:eastAsia="Batang" w:hAnsi="Arial" w:cs="Arial"/>
-          <w:sz w:val="14"/>
-          <w:szCs w:val="14"/>
-        </w:rPr>
-        <w:t xml:space="preserve"> número</w:t>
-      </w:r>
-      <w:r>
-        <w:rPr>
-          <w:rFonts w:ascii="Arial" w:eastAsia="Batang" w:hAnsi="Arial" w:cs="Arial"/>
-          <w:sz w:val="14"/>
-          <w:szCs w:val="14"/>
-        </w:rPr>
-        <w:t xml:space="preserve">      </w:t>
-      </w:r>
-      <w:r>
-        <w:rPr>
-          <w:rFonts w:ascii="Arial" w:eastAsia="Batang" w:hAnsi="Arial" w:cs="Arial"/>
-          <w:sz w:val="14"/>
-          <w:szCs w:val="14"/>
-        </w:rPr>
-        <w:t>,</w:t>
-      </w:r>
-      <w:r>
-        <w:rPr>
-          <w:rFonts w:ascii="Arial" w:eastAsia="Batang" w:hAnsi="Arial" w:cs="Arial"/>
-          <w:sz w:val="14"/>
-          <w:szCs w:val="14"/>
-        </w:rPr>
-        <w:t xml:space="preserve"> </w:t>
-      </w:r>
-      <w:r>
-        <w:rPr>
-          <w:rFonts w:ascii="Arial" w:eastAsia="Batang" w:hAnsi="Arial" w:cs="Arial"/>
-          <w:sz w:val="14"/>
-          <w:szCs w:val="14"/>
-        </w:rPr>
-        <w:t>de fecha</w:t>
-      </w:r>
-      <w:r>
-        <w:rPr>
-          <w:rFonts w:ascii="Arial" w:eastAsia="Batang" w:hAnsi="Arial" w:cs="Arial"/>
-          <w:sz w:val="14"/>
-          <w:szCs w:val="14"/>
-        </w:rPr>
-        <w:t xml:space="preserve">   </w:t>
+        <w:t>instrumento número {{ numero_escritura }}, de fecha {{ fecha_escritura }}, otorgado ante la fe {{ notario_origen_completo }},</w:t>
+      </w:r>
+      <w:r>
+        <w:rPr>
+          <w:rFonts w:ascii="Arial" w:eastAsia="Batang" w:hAnsi="Arial" w:cs="Arial"/>
+          <w:sz w:val="14"/>
+          <w:szCs w:val="14"/>
+        </w:rPr>
+      </w:r>
+      <w:r>
+        <w:rPr>
+          <w:rFonts w:ascii="Arial" w:eastAsia="Batang" w:hAnsi="Arial" w:cs="Arial"/>
+          <w:sz w:val="14"/>
+          <w:szCs w:val="14"/>
+        </w:rPr>
+      </w:r>
+      <w:r>
+        <w:rPr>
+          <w:rFonts w:ascii="Arial" w:eastAsia="Batang" w:hAnsi="Arial" w:cs="Arial"/>
+          <w:sz w:val="14"/>
+          <w:szCs w:val="14"/>
+        </w:rPr>
+      </w:r>
+      <w:r>
+        <w:rPr>
+          <w:rFonts w:ascii="Arial" w:eastAsia="Batang" w:hAnsi="Arial" w:cs="Arial"/>
+          <w:sz w:val="14"/>
+          <w:szCs w:val="14"/>
+        </w:rPr>
+      </w:r>
+      <w:r>
+        <w:rPr>
+          <w:rFonts w:ascii="Arial" w:eastAsia="Batang" w:hAnsi="Arial" w:cs="Arial"/>
+          <w:sz w:val="14"/>
+          <w:szCs w:val="14"/>
+        </w:rPr>
+      </w:r>
+      <w:r>
+        <w:rPr>
+          <w:rFonts w:ascii="Arial" w:eastAsia="Batang" w:hAnsi="Arial" w:cs="Arial"/>
+          <w:sz w:val="14"/>
+          <w:szCs w:val="14"/>
+        </w:rPr>
+      </w:r>
+      <w:r>
+        <w:rPr>
+          <w:rFonts w:ascii="Arial" w:eastAsia="Batang" w:hAnsi="Arial" w:cs="Arial"/>
+          <w:sz w:val="14"/>
+          <w:szCs w:val="14"/>
+        </w:rPr>
       </w:r>
       <w:bookmarkStart w:id="7" w:name="_Hlk150194100"/>
       <w:r>
@@ -1523,23 +1509,20 @@
           <w:sz w:val="14"/>
           <w:szCs w:val="14"/>
         </w:rPr>
-        <w:t xml:space="preserve"> </w:t>
-      </w:r>
-      <w:r>
-        <w:rPr>
-          <w:rFonts w:ascii="Arial" w:eastAsia="Batang" w:hAnsi="Arial" w:cs="Arial"/>
-          <w:sz w:val="14"/>
-          <w:szCs w:val="14"/>
-        </w:rPr>
-        <w:t>,</w:t>
-      </w:r>
-      <w:r>
-        <w:rPr>
-          <w:rFonts w:ascii="Arial" w:eastAsia="Batang" w:hAnsi="Arial" w:cs="Arial"/>
-          <w:sz w:val="14"/>
-          <w:szCs w:val="14"/>
-        </w:rPr>
-        <w:t xml:space="preserve"> </w:t>
+      </w:r>
+      <w:r>
+        <w:rPr>
+          <w:rFonts w:ascii="Arial" w:eastAsia="Batang" w:hAnsi="Arial" w:cs="Arial"/>
+          <w:sz w:val="14"/>
+          <w:szCs w:val="14"/>
+        </w:rPr>
+      </w:r>
+      <w:r>
+        <w:rPr>
+          <w:rFonts w:ascii="Arial" w:eastAsia="Batang" w:hAnsi="Arial" w:cs="Arial"/>
+          <w:sz w:val="14"/>
+          <w:szCs w:val="14"/>
+        </w:rPr>
       </w:r>
       <w:r>
         <w:rPr>
@@ -1548,7 +1531,6 @@
           <w:szCs w:val="14"/>
           <w:lang w:val="es-ES"/>
         </w:rPr>
-        <w:t>otorgado ante</w:t>
       </w:r>
       <w:bookmarkEnd w:id="7"/>
       <w:r>
@@ -1558,7 +1540,6 @@
           <w:szCs w:val="14"/>
           <w:lang w:val="es-ES"/>
         </w:rPr>
-        <w:t xml:space="preserve"> la fe del Licenciado</w:t>
       </w:r>
       <w:r>
         <w:rPr>
@@ -1567,15 +1548,13 @@
           <w:szCs w:val="14"/>
           <w:lang w:val="es-ES"/>
         </w:rPr>
-        <w:t xml:space="preserve">                                                </w:t>
-      </w:r>
-      <w:r>
-        <w:rPr>
-          <w:rFonts w:ascii="Arial" w:eastAsia="Batang" w:hAnsi="Arial" w:cs="Arial"/>
-          <w:sz w:val="14"/>
-          <w:szCs w:val="14"/>
-        </w:rPr>
-        <w:t>,</w:t>
+      </w:r>
+      <w:r>
+        <w:rPr>
+          <w:rFonts w:ascii="Arial" w:eastAsia="Batang" w:hAnsi="Arial" w:cs="Arial"/>
+          <w:sz w:val="14"/>
+          <w:szCs w:val="14"/>
+        </w:rPr>
       </w:r>
       <w:r>
         <w:rPr>
@@ -1860,7 +1839,7 @@
           <w:szCs w:val="14"/>
           <w:lang w:val="es-MX"/>
         </w:rPr>
-        <w:t xml:space="preserve"> </w:t>
+        <w:t xml:space="preserve"> hasta por {{ credito_a_salario }} veces</w:t>
       </w:r>
       <w:bookmarkEnd w:id="10"/>
       <w:bookmarkEnd w:id="11"/>
@@ -1872,7 +1851,6 @@
           <w:szCs w:val="14"/>
           <w:lang w:val="es-MX"/>
         </w:rPr>
-        <w:t>hasta</w:t>
       </w:r>
       <w:r>
         <w:rPr>
@@ -1884,123 +1862,116 @@
           <w:szCs w:val="14"/>
           <w:lang w:val="es-MX"/>
         </w:rPr>
+      </w:r>
+      <w:r>
+        <w:rPr>
+          <w:rFonts w:ascii="Arial" w:eastAsia="Batang" w:hAnsi="Arial" w:cs="Arial"/>
+          <w:sz w:val="14"/>
+          <w:szCs w:val="14"/>
+        </w:rPr>
+      </w:r>
+      <w:r>
+        <w:rPr>
+          <w:rFonts w:ascii="Arial" w:eastAsia="Batang" w:hAnsi="Arial" w:cs="Arial"/>
+          <w:sz w:val="14"/>
+          <w:szCs w:val="14"/>
+        </w:rPr>
+      </w:r>
+      <w:r>
+        <w:rPr>
+          <w:rFonts w:ascii="Arial" w:eastAsia="Batang" w:hAnsi="Arial" w:cs="Arial"/>
+          <w:iCs/>
+          <w:sz w:val="14"/>
+          <w:szCs w:val="14"/>
+          <w:lang w:val="es-MX"/>
+        </w:rPr>
+      </w:r>
+      <w:r>
+        <w:rPr>
+          <w:rFonts w:ascii="Arial" w:eastAsia="Batang" w:hAnsi="Arial" w:cs="Arial"/>
+          <w:sz w:val="14"/>
+          <w:szCs w:val="14"/>
+        </w:rPr>
+        <w:t xml:space="preserve"> el salario mínimo mensual vigente en ese entonces en el Distrito Federal</w:t>
+      </w:r>
+      <w:r>
+        <w:rPr>
+          <w:rFonts w:ascii="Arial" w:eastAsia="Batang" w:hAnsi="Arial" w:cs="Arial"/>
+          <w:b/>
+          <w:bCs/>
+          <w:iCs/>
+          <w:sz w:val="14"/>
+          <w:szCs w:val="14"/>
+          <w:lang w:val="es-MX"/>
+        </w:rPr>
+        <w:t xml:space="preserve">, </w:t>
+      </w:r>
+      <w:r>
+        <w:rPr>
+          <w:rFonts w:ascii="Arial" w:eastAsia="Batang" w:hAnsi="Arial" w:cs="Arial"/>
+          <w:iCs/>
+          <w:sz w:val="14"/>
+          <w:szCs w:val="14"/>
+          <w:lang w:val="es-MX"/>
+        </w:rPr>
+        <w:t xml:space="preserve">equivalente a esa fecha a la cantidad de </w:t>
+      </w:r>
+      <w:r>
+        <w:rPr>
+          <w:rFonts w:ascii="Arial" w:eastAsia="Batang" w:hAnsi="Arial" w:cs="Arial"/>
+          <w:b/>
+          <w:bCs/>
+          <w:iCs/>
+          <w:sz w:val="14"/>
+          <w:szCs w:val="14"/>
+          <w:lang w:val="es-MX"/>
+        </w:rPr>
+        <w:t>{{ monto_credito }}</w:t>
+      </w:r>
+      <w:r>
+        <w:rPr>
+          <w:rFonts w:ascii="Arial" w:eastAsia="Batang" w:hAnsi="Arial" w:cs="Arial"/>
+          <w:b/>
+          <w:bCs/>
+          <w:iCs/>
+          <w:sz w:val="14"/>
+          <w:szCs w:val="14"/>
+          <w:lang w:val="es-MX"/>
+        </w:rPr>
+      </w:r>
+      <w:r>
+        <w:rPr>
+          <w:rFonts w:ascii="Arial" w:eastAsia="Batang" w:hAnsi="Arial" w:cs="Arial"/>
+          <w:b/>
+          <w:bCs/>
+          <w:iCs/>
+          <w:sz w:val="14"/>
+          <w:szCs w:val="14"/>
+          <w:lang w:val="es-MX"/>
+        </w:rPr>
+      </w:r>
+      <w:r>
+        <w:rPr>
+          <w:rFonts w:ascii="Arial" w:eastAsia="Batang" w:hAnsi="Arial" w:cs="Arial"/>
+          <w:b/>
+          <w:bCs/>
+          <w:iCs/>
+          <w:sz w:val="14"/>
+          <w:szCs w:val="14"/>
+          <w:lang w:val="es-MX"/>
+        </w:rPr>
+      </w:r>
+      <w:r>
+        <w:rPr>
+          <w:rFonts w:ascii="Arial" w:eastAsia="Batang" w:hAnsi="Arial" w:cs="Arial"/>
+          <w:b/>
+          <w:bCs/>
+          <w:iCs/>
+          <w:sz w:val="14"/>
+          <w:szCs w:val="14"/>
+          <w:lang w:val="es-MX"/>
+        </w:rPr>
         <w:t xml:space="preserve"> </w:t>
-      </w:r>
-      <w:r>
-        <w:rPr>
-          <w:rFonts w:ascii="Arial" w:eastAsia="Batang" w:hAnsi="Arial" w:cs="Arial"/>
-          <w:sz w:val="14"/>
-          <w:szCs w:val="14"/>
-        </w:rPr>
-        <w:t>por</w:t>
-      </w:r>
-      <w:r>
-        <w:rPr>
-          <w:rFonts w:ascii="Arial" w:eastAsia="Batang" w:hAnsi="Arial" w:cs="Arial"/>
-          <w:sz w:val="14"/>
-          <w:szCs w:val="14"/>
-        </w:rPr>
-        <w:t xml:space="preserve"> </w:t>
-      </w:r>
-      <w:r>
-        <w:rPr>
-          <w:rFonts w:ascii="Arial" w:eastAsia="Batang" w:hAnsi="Arial" w:cs="Arial"/>
-          <w:iCs/>
-          <w:sz w:val="14"/>
-          <w:szCs w:val="14"/>
-          <w:lang w:val="es-MX"/>
-        </w:rPr>
-        <w:t xml:space="preserve">                                </w:t>
-      </w:r>
-      <w:r>
-        <w:rPr>
-          <w:rFonts w:ascii="Arial" w:eastAsia="Batang" w:hAnsi="Arial" w:cs="Arial"/>
-          <w:sz w:val="14"/>
-          <w:szCs w:val="14"/>
-        </w:rPr>
-        <w:t>veces el salario mínimo mensual vigente en ese entonces en el Distrito Federal</w:t>
-      </w:r>
-      <w:r>
-        <w:rPr>
-          <w:rFonts w:ascii="Arial" w:eastAsia="Batang" w:hAnsi="Arial" w:cs="Arial"/>
-          <w:b/>
-          <w:bCs/>
-          <w:iCs/>
-          <w:sz w:val="14"/>
-          <w:szCs w:val="14"/>
-          <w:lang w:val="es-MX"/>
-        </w:rPr>
-        <w:t xml:space="preserve">, </w:t>
-      </w:r>
-      <w:r>
-        <w:rPr>
-          <w:rFonts w:ascii="Arial" w:eastAsia="Batang" w:hAnsi="Arial" w:cs="Arial"/>
-          <w:iCs/>
-          <w:sz w:val="14"/>
-          <w:szCs w:val="14"/>
-          <w:lang w:val="es-MX"/>
-        </w:rPr>
-        <w:t xml:space="preserve">equivalente a esa fecha a la cantidad de </w:t>
-      </w:r>
-      <w:r>
-        <w:rPr>
-          <w:rFonts w:ascii="Arial" w:eastAsia="Batang" w:hAnsi="Arial" w:cs="Arial"/>
-          <w:b/>
-          <w:bCs/>
-          <w:iCs/>
-          <w:sz w:val="14"/>
-          <w:szCs w:val="14"/>
-          <w:lang w:val="es-MX"/>
-        </w:rPr>
-        <w:t>$</w:t>
-      </w:r>
-      <w:r>
-        <w:rPr>
-          <w:rFonts w:ascii="Arial" w:eastAsia="Batang" w:hAnsi="Arial" w:cs="Arial"/>
-          <w:b/>
-          <w:bCs/>
-          <w:iCs/>
-          <w:sz w:val="14"/>
-          <w:szCs w:val="14"/>
-          <w:lang w:val="es-MX"/>
-        </w:rPr>
-        <w:t xml:space="preserve">              </w:t>
-      </w:r>
-      <w:r>
-        <w:rPr>
-          <w:rFonts w:ascii="Arial" w:eastAsia="Batang" w:hAnsi="Arial" w:cs="Arial"/>
-          <w:b/>
-          <w:bCs/>
-          <w:iCs/>
-          <w:sz w:val="14"/>
-          <w:szCs w:val="14"/>
-          <w:lang w:val="es-MX"/>
-        </w:rPr>
-        <w:t>M.N. (</w:t>
-      </w:r>
-      <w:r>
-        <w:rPr>
-          <w:rFonts w:ascii="Arial" w:eastAsia="Batang" w:hAnsi="Arial" w:cs="Arial"/>
-          <w:b/>
-          <w:bCs/>
-          <w:iCs/>
-          <w:sz w:val="14"/>
-          <w:szCs w:val="14"/>
-          <w:lang w:val="es-MX"/>
-        </w:rPr>
-        <w:t xml:space="preserve">                        </w:t>
-      </w:r>
-      <w:r>
-        <w:rPr>
-          <w:rFonts w:ascii="Arial" w:eastAsia="Batang" w:hAnsi="Arial" w:cs="Arial"/>
-          <w:b/>
-          <w:bCs/>
-          <w:iCs/>
-          <w:sz w:val="14"/>
-          <w:szCs w:val="14"/>
-          <w:lang w:val="es-MX"/>
-        </w:rPr>
-        <w:t xml:space="preserve">, MONEDA NACIONAL) </w:t>
       </w:r>
       <w:bookmarkStart w:id="12" w:name="_Hlk178072044"/>
       <w:bookmarkStart w:id="13" w:name="_Hlk178074371"/>
@@ -2070,7 +2041,7 @@
           <w:szCs w:val="14"/>
           <w:lang w:val="es-MX"/>
         </w:rPr>
-        <w:t xml:space="preserve"> </w:t>
+        <w:t xml:space="preserve"> hasta por {{ credito_a_salario_2 }} veces</w:t>
       </w:r>
       <w:bookmarkEnd w:id="12"/>
       <w:bookmarkEnd w:id="14"/>
@@ -2082,7 +2053,6 @@
           <w:szCs w:val="14"/>
           <w:lang w:val="es-MX"/>
         </w:rPr>
-        <w:t>hasta</w:t>
       </w:r>
       <w:r>
         <w:rPr>
@@ -2092,7 +2062,6 @@
           <w:szCs w:val="14"/>
           <w:lang w:val="es-MX"/>
         </w:rPr>
-        <w:t xml:space="preserve"> por </w:t>
       </w:r>
       <w:bookmarkEnd w:id="13"/>
       <w:bookmarkEnd w:id="15"/>
@@ -2102,15 +2071,14 @@
           <w:sz w:val="14"/>
           <w:szCs w:val="14"/>
         </w:rPr>
-        <w:t xml:space="preserve">                 </w:t>
-      </w:r>
-      <w:r>
-        <w:rPr>
-          <w:rFonts w:ascii="Arial" w:eastAsia="Batang" w:hAnsi="Arial" w:cs="Arial"/>
-          <w:sz w:val="14"/>
-          <w:szCs w:val="14"/>
-        </w:rPr>
-        <w:t>veces el salario mínimo mensual vigente en ese entonces</w:t>
+      </w:r>
+      <w:r>
+        <w:rPr>
+          <w:rFonts w:ascii="Arial" w:eastAsia="Batang" w:hAnsi="Arial" w:cs="Arial"/>
+          <w:sz w:val="14"/>
+          <w:szCs w:val="14"/>
+        </w:rPr>
+        <w:t xml:space="preserve"> el salario mínimo mensual vigente en ese entonces</w:t>
       </w:r>
       <w:r>
         <w:rPr>
@@ -2152,7 +2120,7 @@
           <w:szCs w:val="14"/>
           <w:lang w:val="es-MX"/>
         </w:rPr>
-        <w:t>$</w:t>
+        <w:t>{{ monto_credito_2 }}</w:t>
       </w:r>
       <w:r>
         <w:rPr>
@@ -2164,7 +2132,6 @@
           <w:szCs w:val="14"/>
           <w:lang w:val="es-MX"/>
         </w:rPr>
-        <w:t xml:space="preserve">            </w:t>
       </w:r>
       <w:r>
         <w:rPr>
@@ -2176,7 +2143,6 @@
           <w:szCs w:val="14"/>
           <w:lang w:val="es-MX"/>
         </w:rPr>
-        <w:t>M.N. (</w:t>
       </w:r>
       <w:r>
         <w:rPr>
@@ -2188,7 +2154,6 @@
           <w:szCs w:val="14"/>
           <w:lang w:val="es-MX"/>
         </w:rPr>
-        <w:t xml:space="preserve">                    </w:t>
       </w:r>
       <w:r>
         <w:rPr>
@@ -2200,7 +2165,6 @@
           <w:szCs w:val="14"/>
           <w:lang w:val="es-MX"/>
         </w:rPr>
-        <w:t>, MONEDA NACIONAL)</w:t>
       </w:r>
       <w:r>
         <w:rPr>
@@ -2483,7 +2447,7 @@
           <w:sz w:val="14"/>
           <w:szCs w:val="14"/>
         </w:rPr>
-        <w:t xml:space="preserve">                                                                    </w:t>
+        <w:t xml:space="preserve"> {{ datos_inmueble }}</w:t>
       </w:r>
       <w:r>
         <w:rPr>
@@ -2686,7 +2650,7 @@
           <w:szCs w:val="14"/>
           <w:lang w:val="es-ES"/>
         </w:rPr>
-        <w:t xml:space="preserve"> inscrito en el Instituto de la Función Registral del Estado de México, en la Oficina Registral de</w:t>
+        <w:t xml:space="preserve"> inscrito en el Instituto de la Función Registral del Estado de México, en la Oficina Registral de {{ oficina_registral }},</w:t>
       </w:r>
       <w:r>
         <w:rPr>
@@ -2695,7 +2659,6 @@
           <w:szCs w:val="14"/>
           <w:lang w:val="es-ES"/>
         </w:rPr>
-        <w:t xml:space="preserve">             </w:t>
       </w:r>
       <w:r>
         <w:rPr>
@@ -2704,7 +2667,6 @@
           <w:szCs w:val="14"/>
           <w:lang w:val="es-ES"/>
         </w:rPr>
-        <w:t>,</w:t>
       </w:r>
       <w:r>
         <w:rPr>
@@ -2713,7 +2675,7 @@
           <w:szCs w:val="14"/>
           <w:lang w:val="es-ES"/>
         </w:rPr>
-        <w:t xml:space="preserve"> en el Folio Real Electrónico número </w:t>
+        <w:t xml:space="preserve"> en el Folio Real Electrónico número {{ folio_real }}</w:t>
       </w:r>
       <w:r>
         <w:rPr>
@@ -2724,7 +2686,6 @@
           <w:szCs w:val="14"/>
           <w:lang w:val="es-ES"/>
         </w:rPr>
-        <w:t xml:space="preserve">“          </w:t>
       </w:r>
       <w:r>
         <w:rPr>
@@ -2735,7 +2696,6 @@
           <w:szCs w:val="14"/>
           <w:lang w:val="es-ES"/>
         </w:rPr>
-        <w:t>”</w:t>
       </w:r>
       <w:r>
         <w:rPr>
@@ -2746,7 +2706,6 @@
           <w:szCs w:val="14"/>
           <w:lang w:val="es-ES"/>
         </w:rPr>
-        <w:t xml:space="preserve"> (                                                                              )</w:t>
       </w:r>
       <w:r>
         <w:rPr>
@@ -2828,23 +2787,22 @@
           <w:sz w:val="14"/>
           <w:szCs w:val="14"/>
         </w:rPr>
-        <w:t>Con fecha</w:t>
-      </w:r>
-      <w:r>
-        <w:rPr>
-          <w:rFonts w:ascii="Arial" w:hAnsi="Arial" w:cs="Arial"/>
-          <w:sz w:val="14"/>
-          <w:szCs w:val="14"/>
-        </w:rPr>
-        <w:t xml:space="preserve">                                 </w:t>
-      </w:r>
-      <w:r>
-        <w:rPr>
-          <w:rFonts w:ascii="Arial" w:hAnsi="Arial" w:cs="Arial"/>
-          <w:sz w:val="14"/>
-          <w:szCs w:val="14"/>
-        </w:rPr>
-        <w:t xml:space="preserve">, el </w:t>
+        <w:t>Con fecha {{ fecha_expedicion }},</w:t>
+      </w:r>
+      <w:r>
+        <w:rPr>
+          <w:rFonts w:ascii="Arial" w:hAnsi="Arial" w:cs="Arial"/>
+          <w:sz w:val="14"/>
+          <w:szCs w:val="14"/>
+        </w:rPr>
+      </w:r>
+      <w:r>
+        <w:rPr>
+          <w:rFonts w:ascii="Arial" w:hAnsi="Arial" w:cs="Arial"/>
+          <w:sz w:val="14"/>
+          <w:szCs w:val="14"/>
+        </w:rPr>
+        <w:t xml:space="preserve"> el </w:t>
       </w:r>
       <w:r>
         <w:rPr>
@@ -2869,31 +2827,80 @@
           <w:sz w:val="14"/>
           <w:szCs w:val="14"/>
         </w:rPr>
-        <w:t xml:space="preserve"> el número </w:t>
-      </w:r>
-      <w:r>
-        <w:rPr>
-          <w:rFonts w:ascii="Arial" w:hAnsi="Arial" w:cs="Arial"/>
-          <w:sz w:val="14"/>
-          <w:szCs w:val="14"/>
-        </w:rPr>
-        <w:t>“</w:t>
-      </w:r>
-      <w:r>
-        <w:rPr>
-          <w:rFonts w:ascii="Arial" w:hAnsi="Arial" w:cs="Arial"/>
-          <w:sz w:val="14"/>
-          <w:szCs w:val="14"/>
-        </w:rPr>
-        <w:t xml:space="preserve">                   </w:t>
-      </w:r>
-      <w:r>
-        <w:rPr>
-          <w:rFonts w:ascii="Arial" w:hAnsi="Arial" w:cs="Arial"/>
-          <w:sz w:val="14"/>
-          <w:szCs w:val="14"/>
-        </w:rPr>
-        <w:t>”</w:t>
+        <w:t xml:space="preserve"> el número {{ numero_carta }}</w:t>
+      </w:r>
+      <w:r>
+        <w:rPr>
+          <w:rFonts w:ascii="Arial" w:hAnsi="Arial" w:cs="Arial"/>
+          <w:sz w:val="14"/>
+          <w:szCs w:val="14"/>
+        </w:rPr>
+      </w:r>
+      <w:r>
+        <w:rPr>
+          <w:rFonts w:ascii="Arial" w:hAnsi="Arial" w:cs="Arial"/>
+          <w:sz w:val="14"/>
+          <w:szCs w:val="14"/>
+        </w:rPr>
+      </w:r>
+      <w:r>
+        <w:rPr>
+          <w:rFonts w:ascii="Arial" w:hAnsi="Arial" w:cs="Arial"/>
+          <w:sz w:val="14"/>
+          <w:szCs w:val="14"/>
+        </w:rPr>
+      </w:r>
+      <w:r>
+        <w:rPr>
+          <w:rFonts w:ascii="Arial" w:hAnsi="Arial" w:cs="Arial"/>
+          <w:sz w:val="14"/>
+          <w:szCs w:val="14"/>
+        </w:rPr>
+      </w:r>
+      <w:r>
+        <w:rPr>
+          <w:rFonts w:ascii="Arial" w:hAnsi="Arial" w:cs="Arial"/>
+          <w:sz w:val="14"/>
+          <w:szCs w:val="14"/>
+        </w:rPr>
+      </w:r>
+      <w:r>
+        <w:rPr>
+          <w:rFonts w:ascii="Arial" w:hAnsi="Arial" w:cs="Arial"/>
+          <w:sz w:val="14"/>
+          <w:szCs w:val="14"/>
+        </w:rPr>
+      </w:r>
+      <w:r>
+        <w:rPr>
+          <w:rFonts w:ascii="Arial" w:hAnsi="Arial" w:cs="Arial"/>
+          <w:sz w:val="14"/>
+          <w:szCs w:val="14"/>
+        </w:rPr>
+      </w:r>
+      <w:r>
+        <w:rPr>
+          <w:rFonts w:ascii="Arial" w:hAnsi="Arial" w:cs="Arial"/>
+          <w:sz w:val="14"/>
+          <w:szCs w:val="14"/>
+        </w:rPr>
+        <w:t>,</w:t>
+      </w:r>
+      <w:r>
+        <w:rPr>
+          <w:rFonts w:ascii="Arial" w:hAnsi="Arial" w:cs="Arial"/>
+          <w:sz w:val="14"/>
+          <w:szCs w:val="14"/>
+        </w:rPr>
+        <w:t xml:space="preserve"> al suscrito Notario para la realización del presente instrumento </w:t>
+      </w:r>
+      <w:r>
+        <w:rPr>
+          <w:rFonts w:ascii="Arial" w:hAnsi="Arial" w:cs="Arial"/>
+          <w:sz w:val="14"/>
+          <w:szCs w:val="14"/>
+        </w:rPr>
+        <w:t>en donde se menciona que el crédito relacionado en el antecedente uno romano de este instrumento</w:t>
       </w:r>
       <w:r>
         <w:rPr>
@@ -2909,62 +2916,6 @@
           <w:sz w:val="14"/>
           <w:szCs w:val="14"/>
         </w:rPr>
-        <w:t>(</w:t>
-      </w:r>
-      <w:r>
-        <w:rPr>
-          <w:rFonts w:ascii="Arial" w:hAnsi="Arial" w:cs="Arial"/>
-          <w:sz w:val="14"/>
-          <w:szCs w:val="14"/>
-        </w:rPr>
-        <w:t xml:space="preserve">                                         </w:t>
-      </w:r>
-      <w:r>
-        <w:rPr>
-          <w:rFonts w:ascii="Arial" w:hAnsi="Arial" w:cs="Arial"/>
-          <w:sz w:val="14"/>
-          <w:szCs w:val="14"/>
-        </w:rPr>
-        <w:t>)</w:t>
-      </w:r>
-      <w:r>
-        <w:rPr>
-          <w:rFonts w:ascii="Arial" w:hAnsi="Arial" w:cs="Arial"/>
-          <w:sz w:val="14"/>
-          <w:szCs w:val="14"/>
-        </w:rPr>
-        <w:t>,</w:t>
-      </w:r>
-      <w:r>
-        <w:rPr>
-          <w:rFonts w:ascii="Arial" w:hAnsi="Arial" w:cs="Arial"/>
-          <w:sz w:val="14"/>
-          <w:szCs w:val="14"/>
-        </w:rPr>
-        <w:t xml:space="preserve"> al suscrito Notario para la realización del presente instrumento </w:t>
-      </w:r>
-      <w:r>
-        <w:rPr>
-          <w:rFonts w:ascii="Arial" w:hAnsi="Arial" w:cs="Arial"/>
-          <w:sz w:val="14"/>
-          <w:szCs w:val="14"/>
-        </w:rPr>
-        <w:t>en donde se menciona que el crédito relacionado en el antecedente uno romano de este instrumento</w:t>
-      </w:r>
-      <w:r>
-        <w:rPr>
-          <w:rFonts w:ascii="Arial" w:hAnsi="Arial" w:cs="Arial"/>
-          <w:sz w:val="14"/>
-          <w:szCs w:val="14"/>
-        </w:rPr>
-        <w:t xml:space="preserve"> </w:t>
-      </w:r>
-      <w:r>
-        <w:rPr>
-          <w:rFonts w:ascii="Arial" w:hAnsi="Arial" w:cs="Arial"/>
-          <w:sz w:val="14"/>
-          <w:szCs w:val="14"/>
-        </w:rPr>
         <w:t xml:space="preserve">no presenta saldo deudor ante </w:t>
       </w:r>
       <w:r>
@@ -2981,31 +2932,28 @@
           <w:sz w:val="14"/>
           <w:szCs w:val="14"/>
         </w:rPr>
-        <w:t xml:space="preserve"> instituto a partir del día</w:t>
-      </w:r>
-      <w:r>
-        <w:rPr>
-          <w:rFonts w:ascii="Arial" w:hAnsi="Arial" w:cs="Arial"/>
-          <w:sz w:val="14"/>
-          <w:szCs w:val="14"/>
-        </w:rPr>
-        <w:t xml:space="preserve">                  </w:t>
-      </w:r>
-      <w:r>
-        <w:rPr>
-          <w:rFonts w:ascii="Arial" w:hAnsi="Arial" w:cs="Arial"/>
-          <w:sz w:val="14"/>
-          <w:szCs w:val="14"/>
-        </w:rPr>
-        <w:t xml:space="preserve"> </w:t>
-      </w:r>
-      <w:r>
-        <w:rPr>
-          <w:rFonts w:ascii="Arial" w:hAnsi="Arial" w:cs="Arial"/>
-          <w:sz w:val="14"/>
-          <w:szCs w:val="14"/>
-        </w:rPr>
-        <w:t>.</w:t>
+        <w:t xml:space="preserve"> instituto a partir del día {{ fecha_liquidacion }}.</w:t>
+      </w:r>
+      <w:r>
+        <w:rPr>
+          <w:rFonts w:ascii="Arial" w:hAnsi="Arial" w:cs="Arial"/>
+          <w:sz w:val="14"/>
+          <w:szCs w:val="14"/>
+        </w:rPr>
+      </w:r>
+      <w:r>
+        <w:rPr>
+          <w:rFonts w:ascii="Arial" w:hAnsi="Arial" w:cs="Arial"/>
+          <w:sz w:val="14"/>
+          <w:szCs w:val="14"/>
+        </w:rPr>
+      </w:r>
+      <w:r>
+        <w:rPr>
+          <w:rFonts w:ascii="Arial" w:hAnsi="Arial" w:cs="Arial"/>
+          <w:sz w:val="14"/>
+          <w:szCs w:val="14"/>
+        </w:rPr>
       </w:r>
       <w:r>
         <w:rPr>
@@ -3136,23 +3084,22 @@
           <w:sz w:val="14"/>
           <w:szCs w:val="14"/>
         </w:rPr>
-        <w:t>Con fecha</w:t>
-      </w:r>
-      <w:r>
-        <w:rPr>
-          <w:rFonts w:ascii="Arial" w:hAnsi="Arial" w:cs="Arial"/>
-          <w:sz w:val="14"/>
-          <w:szCs w:val="14"/>
-        </w:rPr>
-        <w:t xml:space="preserve">          </w:t>
-      </w:r>
-      <w:r>
-        <w:rPr>
-          <w:rFonts w:ascii="Arial" w:hAnsi="Arial" w:cs="Arial"/>
-          <w:sz w:val="14"/>
-          <w:szCs w:val="14"/>
-        </w:rPr>
-        <w:t xml:space="preserve">, el </w:t>
+        <w:t>Con fecha {{ fecha_expedicion_2 }},</w:t>
+      </w:r>
+      <w:r>
+        <w:rPr>
+          <w:rFonts w:ascii="Arial" w:hAnsi="Arial" w:cs="Arial"/>
+          <w:sz w:val="14"/>
+          <w:szCs w:val="14"/>
+        </w:rPr>
+      </w:r>
+      <w:r>
+        <w:rPr>
+          <w:rFonts w:ascii="Arial" w:hAnsi="Arial" w:cs="Arial"/>
+          <w:sz w:val="14"/>
+          <w:szCs w:val="14"/>
+        </w:rPr>
+        <w:t xml:space="preserve"> el </w:t>
       </w:r>
       <w:r>
         <w:rPr>
@@ -3177,31 +3124,80 @@
           <w:sz w:val="14"/>
           <w:szCs w:val="14"/>
         </w:rPr>
-        <w:t xml:space="preserve"> el número</w:t>
-      </w:r>
-      <w:r>
-        <w:rPr>
-          <w:rFonts w:ascii="Arial" w:hAnsi="Arial" w:cs="Arial"/>
-          <w:sz w:val="14"/>
-          <w:szCs w:val="14"/>
-        </w:rPr>
-        <w:t>“</w:t>
-      </w:r>
-      <w:r>
-        <w:rPr>
-          <w:rFonts w:ascii="Arial" w:hAnsi="Arial" w:cs="Arial"/>
-          <w:sz w:val="14"/>
-          <w:szCs w:val="14"/>
-        </w:rPr>
-        <w:t xml:space="preserve">            </w:t>
-      </w:r>
-      <w:r>
-        <w:rPr>
-          <w:rFonts w:ascii="Arial" w:hAnsi="Arial" w:cs="Arial"/>
-          <w:sz w:val="14"/>
-          <w:szCs w:val="14"/>
-        </w:rPr>
-        <w:t>”</w:t>
+        <w:t xml:space="preserve"> el número {{ numero_carta_2 }}</w:t>
+      </w:r>
+      <w:r>
+        <w:rPr>
+          <w:rFonts w:ascii="Arial" w:hAnsi="Arial" w:cs="Arial"/>
+          <w:sz w:val="14"/>
+          <w:szCs w:val="14"/>
+        </w:rPr>
+      </w:r>
+      <w:r>
+        <w:rPr>
+          <w:rFonts w:ascii="Arial" w:hAnsi="Arial" w:cs="Arial"/>
+          <w:sz w:val="14"/>
+          <w:szCs w:val="14"/>
+        </w:rPr>
+      </w:r>
+      <w:r>
+        <w:rPr>
+          <w:rFonts w:ascii="Arial" w:hAnsi="Arial" w:cs="Arial"/>
+          <w:sz w:val="14"/>
+          <w:szCs w:val="14"/>
+        </w:rPr>
+      </w:r>
+      <w:r>
+        <w:rPr>
+          <w:rFonts w:ascii="Arial" w:hAnsi="Arial" w:cs="Arial"/>
+          <w:sz w:val="14"/>
+          <w:szCs w:val="14"/>
+        </w:rPr>
+      </w:r>
+      <w:r>
+        <w:rPr>
+          <w:rFonts w:ascii="Arial" w:hAnsi="Arial" w:cs="Arial"/>
+          <w:sz w:val="14"/>
+          <w:szCs w:val="14"/>
+        </w:rPr>
+      </w:r>
+      <w:r>
+        <w:rPr>
+          <w:rFonts w:ascii="Arial" w:hAnsi="Arial" w:cs="Arial"/>
+          <w:sz w:val="14"/>
+          <w:szCs w:val="14"/>
+        </w:rPr>
+      </w:r>
+      <w:r>
+        <w:rPr>
+          <w:rFonts w:ascii="Arial" w:hAnsi="Arial" w:cs="Arial"/>
+          <w:sz w:val="14"/>
+          <w:szCs w:val="14"/>
+        </w:rPr>
+      </w:r>
+      <w:r>
+        <w:rPr>
+          <w:rFonts w:ascii="Arial" w:hAnsi="Arial" w:cs="Arial"/>
+          <w:sz w:val="14"/>
+          <w:szCs w:val="14"/>
+        </w:rPr>
+        <w:t>,</w:t>
+      </w:r>
+      <w:r>
+        <w:rPr>
+          <w:rFonts w:ascii="Arial" w:hAnsi="Arial" w:cs="Arial"/>
+          <w:sz w:val="14"/>
+          <w:szCs w:val="14"/>
+        </w:rPr>
+        <w:t xml:space="preserve"> al suscrito Notario para la realización del presente instrumento </w:t>
+      </w:r>
+      <w:r>
+        <w:rPr>
+          <w:rFonts w:ascii="Arial" w:hAnsi="Arial" w:cs="Arial"/>
+          <w:sz w:val="14"/>
+          <w:szCs w:val="14"/>
+        </w:rPr>
+        <w:t>en donde se menciona que el crédito relacionado en el antecedente uno romano de este instrumento</w:t>
       </w:r>
       <w:r>
         <w:rPr>
@@ -3217,96 +3213,39 @@
           <w:sz w:val="14"/>
           <w:szCs w:val="14"/>
         </w:rPr>
-        <w:t>(</w:t>
-      </w:r>
-      <w:r>
-        <w:rPr>
-          <w:rFonts w:ascii="Arial" w:hAnsi="Arial" w:cs="Arial"/>
-          <w:sz w:val="14"/>
-          <w:szCs w:val="14"/>
-        </w:rPr>
-        <w:t xml:space="preserve">                                      </w:t>
-      </w:r>
-      <w:r>
-        <w:rPr>
-          <w:rFonts w:ascii="Arial" w:hAnsi="Arial" w:cs="Arial"/>
-          <w:sz w:val="14"/>
-          <w:szCs w:val="14"/>
-        </w:rPr>
-        <w:t>)</w:t>
-      </w:r>
-      <w:r>
-        <w:rPr>
-          <w:rFonts w:ascii="Arial" w:hAnsi="Arial" w:cs="Arial"/>
-          <w:sz w:val="14"/>
-          <w:szCs w:val="14"/>
-        </w:rPr>
-        <w:t>,</w:t>
-      </w:r>
-      <w:r>
-        <w:rPr>
-          <w:rFonts w:ascii="Arial" w:hAnsi="Arial" w:cs="Arial"/>
-          <w:sz w:val="14"/>
-          <w:szCs w:val="14"/>
-        </w:rPr>
-        <w:t xml:space="preserve"> al suscrito Notario para la realización del presente instrumento </w:t>
-      </w:r>
-      <w:r>
-        <w:rPr>
-          <w:rFonts w:ascii="Arial" w:hAnsi="Arial" w:cs="Arial"/>
-          <w:sz w:val="14"/>
-          <w:szCs w:val="14"/>
-        </w:rPr>
-        <w:t>en donde se menciona que el crédito relacionado en el antecedente uno romano de este instrumento</w:t>
-      </w:r>
-      <w:r>
-        <w:rPr>
-          <w:rFonts w:ascii="Arial" w:hAnsi="Arial" w:cs="Arial"/>
+        <w:t xml:space="preserve">no presenta saldo deudor ante </w:t>
+      </w:r>
+      <w:r>
+        <w:rPr>
+          <w:rFonts w:ascii="Arial" w:hAnsi="Arial" w:cs="Arial"/>
+          <w:sz w:val="14"/>
+          <w:szCs w:val="14"/>
+        </w:rPr>
+        <w:t>dicho</w:t>
+      </w:r>
+      <w:r>
+        <w:rPr>
+          <w:rFonts w:ascii="Arial" w:hAnsi="Arial" w:cs="Arial"/>
+          <w:sz w:val="14"/>
+          <w:szCs w:val="14"/>
+        </w:rPr>
+        <w:t xml:space="preserve"> instituto a partir del día {{ fecha_liquidacion_2 }}.</w:t>
+      </w:r>
+      <w:r>
+        <w:rPr>
+          <w:rFonts w:ascii="Arial" w:hAnsi="Arial" w:cs="Arial"/>
+          <w:sz w:val="14"/>
+          <w:szCs w:val="14"/>
+        </w:rPr>
+      </w:r>
+      <w:r>
+        <w:rPr>
+          <w:rFonts w:ascii="Arial" w:hAnsi="Arial" w:cs="Arial"/>
+          <w:b/>
           <w:sz w:val="14"/>
           <w:szCs w:val="14"/>
         </w:rPr>
         <w:t xml:space="preserve"> </w:t>
-      </w:r>
-      <w:r>
-        <w:rPr>
-          <w:rFonts w:ascii="Arial" w:hAnsi="Arial" w:cs="Arial"/>
-          <w:sz w:val="14"/>
-          <w:szCs w:val="14"/>
-        </w:rPr>
-        <w:t xml:space="preserve">no presenta saldo deudor ante </w:t>
-      </w:r>
-      <w:r>
-        <w:rPr>
-          <w:rFonts w:ascii="Arial" w:hAnsi="Arial" w:cs="Arial"/>
-          <w:sz w:val="14"/>
-          <w:szCs w:val="14"/>
-        </w:rPr>
-        <w:t>dicho</w:t>
-      </w:r>
-      <w:r>
-        <w:rPr>
-          <w:rFonts w:ascii="Arial" w:hAnsi="Arial" w:cs="Arial"/>
-          <w:sz w:val="14"/>
-          <w:szCs w:val="14"/>
-        </w:rPr>
-        <w:t xml:space="preserve"> instituto a partir del día</w:t>
-      </w:r>
-      <w:r>
-        <w:rPr>
-          <w:rFonts w:ascii="Arial" w:hAnsi="Arial" w:cs="Arial"/>
-          <w:sz w:val="14"/>
-          <w:szCs w:val="14"/>
-        </w:rPr>
-        <w:t xml:space="preserve">                                   </w:t>
-      </w:r>
-      <w:r>
-        <w:rPr>
-          <w:rFonts w:ascii="Arial" w:hAnsi="Arial" w:cs="Arial"/>
-          <w:b/>
-          <w:sz w:val="14"/>
-          <w:szCs w:val="14"/>
-        </w:rPr>
-        <w:t xml:space="preserve">. </w:t>
       </w:r>
       <w:r>
         <w:rPr>
@@ -3960,21 +3899,80 @@
           <w:sz w:val="14"/>
           <w:szCs w:val="14"/>
         </w:rPr>
-        <w:t>crédito</w:t>
-      </w:r>
-      <w:r>
-        <w:rPr>
-          <w:rFonts w:ascii="Arial" w:hAnsi="Arial" w:cs="Arial"/>
-          <w:bCs/>
-          <w:sz w:val="14"/>
-          <w:szCs w:val="14"/>
-        </w:rPr>
-        <w:t xml:space="preserve"> </w:t>
-      </w:r>
-      <w:r>
-        <w:rPr>
-          <w:rFonts w:ascii="Arial" w:hAnsi="Arial" w:cs="Arial"/>
-          <w:bCs/>
+        <w:t>crédito {{ numero_credito }}</w:t>
+      </w:r>
+      <w:r>
+        <w:rPr>
+          <w:rFonts w:ascii="Arial" w:hAnsi="Arial" w:cs="Arial"/>
+          <w:bCs/>
+          <w:sz w:val="14"/>
+          <w:szCs w:val="14"/>
+        </w:rPr>
+      </w:r>
+      <w:r>
+        <w:rPr>
+          <w:rFonts w:ascii="Arial" w:hAnsi="Arial" w:cs="Arial"/>
+          <w:bCs/>
+          <w:sz w:val="14"/>
+          <w:szCs w:val="14"/>
+        </w:rPr>
+      </w:r>
+      <w:r>
+        <w:rPr>
+          <w:rFonts w:ascii="Arial" w:hAnsi="Arial" w:cs="Arial"/>
+          <w:bCs/>
+          <w:sz w:val="14"/>
+          <w:szCs w:val="14"/>
+        </w:rPr>
+      </w:r>
+      <w:r>
+        <w:rPr>
+          <w:rFonts w:ascii="Arial" w:hAnsi="Arial" w:cs="Arial"/>
+          <w:bCs/>
+          <w:sz w:val="14"/>
+          <w:szCs w:val="14"/>
+        </w:rPr>
+      </w:r>
+      <w:r>
+        <w:rPr>
+          <w:rFonts w:ascii="Arial" w:hAnsi="Arial" w:cs="Arial"/>
+          <w:bCs/>
+          <w:sz w:val="14"/>
+          <w:szCs w:val="14"/>
+        </w:rPr>
+      </w:r>
+      <w:r>
+        <w:rPr>
+          <w:rFonts w:ascii="Arial" w:hAnsi="Arial" w:cs="Arial"/>
+          <w:sz w:val="14"/>
+          <w:szCs w:val="14"/>
+        </w:rPr>
+      </w:r>
+      <w:r>
+        <w:rPr>
+          <w:rFonts w:ascii="Arial" w:hAnsi="Arial" w:cs="Arial"/>
+          <w:sz w:val="14"/>
+          <w:szCs w:val="14"/>
+        </w:rPr>
+      </w:r>
+      <w:r>
+        <w:rPr>
+          <w:rFonts w:ascii="Arial" w:hAnsi="Arial" w:cs="Arial"/>
+          <w:sz w:val="14"/>
+          <w:szCs w:val="14"/>
+        </w:rPr>
+      </w:r>
+      <w:r>
+        <w:rPr>
+          <w:rFonts w:ascii="Arial" w:hAnsi="Arial" w:cs="Arial"/>
+          <w:sz w:val="14"/>
+          <w:szCs w:val="14"/>
+        </w:rPr>
+        <w:t xml:space="preserve"> del </w:t>
+      </w:r>
+      <w:r>
+        <w:rPr>
+          <w:rFonts w:ascii="Arial" w:hAnsi="Arial" w:cs="Arial"/>
           <w:sz w:val="14"/>
           <w:szCs w:val="14"/>
         </w:rPr>
@@ -3983,15 +3981,17 @@
       <w:r>
         <w:rPr>
           <w:rFonts w:ascii="Arial" w:hAnsi="Arial" w:cs="Arial"/>
-          <w:bCs/>
-          <w:sz w:val="14"/>
-          <w:szCs w:val="14"/>
-        </w:rPr>
-        <w:t xml:space="preserve">               </w:t>
-      </w:r>
-      <w:r>
-        <w:rPr>
-          <w:rFonts w:ascii="Arial" w:hAnsi="Arial" w:cs="Arial"/>
+          <w:b/>
+          <w:bCs/>
+          <w:sz w:val="14"/>
+          <w:szCs w:val="14"/>
+        </w:rPr>
+        <w:t>TRABAJADOR UNO</w:t>
+      </w:r>
+      <w:r>
+        <w:rPr>
+          <w:rFonts w:ascii="Arial" w:hAnsi="Arial" w:cs="Arial"/>
+          <w:b/>
           <w:bCs/>
           <w:sz w:val="14"/>
           <w:szCs w:val="14"/>
@@ -4001,75 +4001,6 @@
       <w:r>
         <w:rPr>
           <w:rFonts w:ascii="Arial" w:hAnsi="Arial" w:cs="Arial"/>
-          <w:bCs/>
-          <w:sz w:val="14"/>
-          <w:szCs w:val="14"/>
-        </w:rPr>
-        <w:t xml:space="preserve"> </w:t>
-      </w:r>
-      <w:r>
-        <w:rPr>
-          <w:rFonts w:ascii="Arial" w:hAnsi="Arial" w:cs="Arial"/>
-          <w:sz w:val="14"/>
-          <w:szCs w:val="14"/>
-        </w:rPr>
-        <w:t>(</w:t>
-      </w:r>
-      <w:r>
-        <w:rPr>
-          <w:rFonts w:ascii="Arial" w:hAnsi="Arial" w:cs="Arial"/>
-          <w:sz w:val="14"/>
-          <w:szCs w:val="14"/>
-        </w:rPr>
-        <w:t xml:space="preserve">                                         </w:t>
-      </w:r>
-      <w:r>
-        <w:rPr>
-          <w:rFonts w:ascii="Arial" w:hAnsi="Arial" w:cs="Arial"/>
-          <w:sz w:val="14"/>
-          <w:szCs w:val="14"/>
-        </w:rPr>
-        <w:t>)</w:t>
-      </w:r>
-      <w:r>
-        <w:rPr>
-          <w:rFonts w:ascii="Arial" w:hAnsi="Arial" w:cs="Arial"/>
-          <w:sz w:val="14"/>
-          <w:szCs w:val="14"/>
-        </w:rPr>
-        <w:t xml:space="preserve"> del </w:t>
-      </w:r>
-      <w:r>
-        <w:rPr>
-          <w:rFonts w:ascii="Arial" w:hAnsi="Arial" w:cs="Arial"/>
-          <w:sz w:val="14"/>
-          <w:szCs w:val="14"/>
-        </w:rPr>
-        <w:t>“</w:t>
-      </w:r>
-      <w:r>
-        <w:rPr>
-          <w:rFonts w:ascii="Arial" w:hAnsi="Arial" w:cs="Arial"/>
-          <w:b/>
-          <w:bCs/>
-          <w:sz w:val="14"/>
-          <w:szCs w:val="14"/>
-        </w:rPr>
-        <w:t>TRABAJADOR UNO</w:t>
-      </w:r>
-      <w:r>
-        <w:rPr>
-          <w:rFonts w:ascii="Arial" w:hAnsi="Arial" w:cs="Arial"/>
-          <w:b/>
-          <w:bCs/>
-          <w:sz w:val="14"/>
-          <w:szCs w:val="14"/>
-        </w:rPr>
-        <w:t>”</w:t>
-      </w:r>
-      <w:r>
-        <w:rPr>
-          <w:rFonts w:ascii="Arial" w:hAnsi="Arial" w:cs="Arial"/>
           <w:sz w:val="14"/>
           <w:szCs w:val="14"/>
         </w:rPr>
@@ -4081,58 +4012,52 @@
           <w:sz w:val="14"/>
           <w:szCs w:val="14"/>
         </w:rPr>
-        <w:t>“</w:t>
-      </w:r>
-      <w:r>
-        <w:rPr>
-          <w:rFonts w:ascii="Arial" w:hAnsi="Arial" w:cs="Arial"/>
-          <w:bCs/>
-          <w:sz w:val="14"/>
-          <w:szCs w:val="14"/>
-        </w:rPr>
-        <w:t xml:space="preserve">                 </w:t>
-      </w:r>
-      <w:r>
-        <w:rPr>
-          <w:rFonts w:ascii="Arial" w:hAnsi="Arial" w:cs="Arial"/>
-          <w:bCs/>
-          <w:sz w:val="14"/>
-          <w:szCs w:val="14"/>
-        </w:rPr>
-        <w:t>”</w:t>
-      </w:r>
-      <w:r>
-        <w:rPr>
-          <w:rFonts w:ascii="Arial" w:hAnsi="Arial" w:cs="Arial"/>
-          <w:bCs/>
-          <w:sz w:val="14"/>
-          <w:szCs w:val="14"/>
-        </w:rPr>
-        <w:t xml:space="preserve"> </w:t>
-      </w:r>
-      <w:r>
-        <w:rPr>
-          <w:rFonts w:ascii="Arial" w:hAnsi="Arial" w:cs="Arial"/>
-          <w:sz w:val="14"/>
-          <w:szCs w:val="14"/>
-        </w:rPr>
-        <w:t>(</w:t>
-      </w:r>
-      <w:r>
-        <w:rPr>
-          <w:rFonts w:ascii="Arial" w:hAnsi="Arial" w:cs="Arial"/>
-          <w:sz w:val="14"/>
-          <w:szCs w:val="14"/>
-        </w:rPr>
-        <w:t xml:space="preserve">                     </w:t>
-      </w:r>
-      <w:r>
-        <w:rPr>
-          <w:rFonts w:ascii="Arial" w:hAnsi="Arial" w:cs="Arial"/>
-          <w:sz w:val="14"/>
-          <w:szCs w:val="14"/>
-        </w:rPr>
-        <w:t>)</w:t>
+        <w:t>{{ numero_credito_2 }}</w:t>
+      </w:r>
+      <w:r>
+        <w:rPr>
+          <w:rFonts w:ascii="Arial" w:hAnsi="Arial" w:cs="Arial"/>
+          <w:bCs/>
+          <w:sz w:val="14"/>
+          <w:szCs w:val="14"/>
+        </w:rPr>
+      </w:r>
+      <w:r>
+        <w:rPr>
+          <w:rFonts w:ascii="Arial" w:hAnsi="Arial" w:cs="Arial"/>
+          <w:bCs/>
+          <w:sz w:val="14"/>
+          <w:szCs w:val="14"/>
+        </w:rPr>
+      </w:r>
+      <w:r>
+        <w:rPr>
+          <w:rFonts w:ascii="Arial" w:hAnsi="Arial" w:cs="Arial"/>
+          <w:bCs/>
+          <w:sz w:val="14"/>
+          <w:szCs w:val="14"/>
+        </w:rPr>
+      </w:r>
+      <w:r>
+        <w:rPr>
+          <w:rFonts w:ascii="Arial" w:hAnsi="Arial" w:cs="Arial"/>
+          <w:sz w:val="14"/>
+          <w:szCs w:val="14"/>
+        </w:rPr>
+      </w:r>
+      <w:r>
+        <w:rPr>
+          <w:rFonts w:ascii="Arial" w:hAnsi="Arial" w:cs="Arial"/>
+          <w:sz w:val="14"/>
+          <w:szCs w:val="14"/>
+        </w:rPr>
+      </w:r>
+      <w:r>
+        <w:rPr>
+          <w:rFonts w:ascii="Arial" w:hAnsi="Arial" w:cs="Arial"/>
+          <w:sz w:val="14"/>
+          <w:szCs w:val="14"/>
+        </w:rPr>
       </w:r>
       <w:r>
         <w:rPr>
@@ -6313,15 +6238,14 @@
           <w:sz w:val="14"/>
           <w:szCs w:val="14"/>
         </w:rPr>
-        <w:t>LOS SEÑORES</w:t>
-      </w:r>
-      <w:r>
-        <w:rPr>
-          <w:rFonts w:ascii="Arial" w:hAnsi="Arial" w:cs="Arial"/>
-          <w:sz w:val="14"/>
-          <w:szCs w:val="14"/>
-        </w:rPr>
-        <w:t xml:space="preserve"> </w:t>
+        <w:t xml:space="preserve">LOS SEÑORES {{ nombre_acreditado }} Y {{ nombre_acreditado_2 }}, </w:t>
+      </w:r>
+      <w:r>
+        <w:rPr>
+          <w:rFonts w:ascii="Arial" w:hAnsi="Arial" w:cs="Arial"/>
+          <w:sz w:val="14"/>
+          <w:szCs w:val="14"/>
+        </w:rPr>
       </w:r>
       <w:r>
         <w:rPr>
@@ -6333,7 +6257,6 @@
           <w:u w:val="single"/>
           <w:lang w:val="es-ES"/>
         </w:rPr>
-        <w:t xml:space="preserve">                             </w:t>
       </w:r>
       <w:r>
         <w:rPr>
@@ -6344,7 +6267,6 @@
           <w:szCs w:val="14"/>
           <w:lang w:val="es-ES"/>
         </w:rPr>
-        <w:t>,</w:t>
       </w:r>
       <w:r>
         <w:rPr>
@@ -6355,7 +6277,6 @@
           <w:szCs w:val="14"/>
           <w:lang w:val="es-ES"/>
         </w:rPr>
-        <w:t xml:space="preserve">        </w:t>
       </w:r>
       <w:r>
         <w:rPr>
@@ -6366,7 +6287,6 @@
           <w:szCs w:val="14"/>
           <w:lang w:val="es-ES"/>
         </w:rPr>
-        <w:t xml:space="preserve"> </w:t>
       </w:r>
       <w:r>
         <w:rPr>
